--- a/klagomål/A 51912-2025 FSC-klagomål.docx
+++ b/klagomål/A 51912-2025 FSC-klagomål.docx
@@ -675,7 +675,7 @@
     <w:r>
       <w:tab/>
       <w:tab/>
-      <w:t>2025-10-23</w:t>
+      <w:t>2025-10-24</w:t>
       <w:br/>
       <w:br/>
     </w:r>

--- a/klagomål/A 51912-2025 FSC-klagomål.docx
+++ b/klagomål/A 51912-2025 FSC-klagomål.docx
@@ -675,7 +675,7 @@
     <w:r>
       <w:tab/>
       <w:tab/>
-      <w:t>2025-10-24</w:t>
+      <w:t>2025-10-25</w:t>
       <w:br/>
       <w:br/>
     </w:r>

--- a/klagomål/A 51912-2025 FSC-klagomål.docx
+++ b/klagomål/A 51912-2025 FSC-klagomål.docx
@@ -675,7 +675,7 @@
     <w:r>
       <w:tab/>
       <w:tab/>
-      <w:t>2025-10-25</w:t>
+      <w:t>2025-10-26</w:t>
       <w:br/>
       <w:br/>
     </w:r>

--- a/klagomål/A 51912-2025 FSC-klagomål.docx
+++ b/klagomål/A 51912-2025 FSC-klagomål.docx
@@ -675,7 +675,7 @@
     <w:r>
       <w:tab/>
       <w:tab/>
-      <w:t>2025-10-26</w:t>
+      <w:t>2025-10-27</w:t>
       <w:br/>
       <w:br/>
     </w:r>

--- a/klagomål/A 51912-2025 FSC-klagomål.docx
+++ b/klagomål/A 51912-2025 FSC-klagomål.docx
@@ -675,7 +675,7 @@
     <w:r>
       <w:tab/>
       <w:tab/>
-      <w:t>2025-10-27</w:t>
+      <w:t>2025-10-28</w:t>
       <w:br/>
       <w:br/>
     </w:r>

--- a/klagomål/A 51912-2025 FSC-klagomål.docx
+++ b/klagomål/A 51912-2025 FSC-klagomål.docx
@@ -675,7 +675,7 @@
     <w:r>
       <w:tab/>
       <w:tab/>
-      <w:t>2025-10-28</w:t>
+      <w:t>2025-10-29</w:t>
       <w:br/>
       <w:br/>
     </w:r>

--- a/klagomål/A 51912-2025 FSC-klagomål.docx
+++ b/klagomål/A 51912-2025 FSC-klagomål.docx
@@ -675,7 +675,7 @@
     <w:r>
       <w:tab/>
       <w:tab/>
-      <w:t>2025-10-29</w:t>
+      <w:t>2025-10-30</w:t>
       <w:br/>
       <w:br/>
     </w:r>

--- a/klagomål/A 51912-2025 FSC-klagomål.docx
+++ b/klagomål/A 51912-2025 FSC-klagomål.docx
@@ -675,7 +675,7 @@
     <w:r>
       <w:tab/>
       <w:tab/>
-      <w:t>2025-10-30</w:t>
+      <w:t>2025-10-31</w:t>
       <w:br/>
       <w:br/>
     </w:r>

--- a/klagomål/A 51912-2025 FSC-klagomål.docx
+++ b/klagomål/A 51912-2025 FSC-klagomål.docx
@@ -675,7 +675,7 @@
     <w:r>
       <w:tab/>
       <w:tab/>
-      <w:t>2025-10-31</w:t>
+      <w:t>2025-11-01</w:t>
       <w:br/>
       <w:br/>
     </w:r>

--- a/klagomål/A 51912-2025 FSC-klagomål.docx
+++ b/klagomål/A 51912-2025 FSC-klagomål.docx
@@ -675,7 +675,7 @@
     <w:r>
       <w:tab/>
       <w:tab/>
-      <w:t>2025-11-01</w:t>
+      <w:t>2025-11-02</w:t>
       <w:br/>
       <w:br/>
     </w:r>

--- a/klagomål/A 51912-2025 FSC-klagomål.docx
+++ b/klagomål/A 51912-2025 FSC-klagomål.docx
@@ -675,7 +675,7 @@
     <w:r>
       <w:tab/>
       <w:tab/>
-      <w:t>2025-11-02</w:t>
+      <w:t>2025-11-03</w:t>
       <w:br/>
       <w:br/>
     </w:r>

--- a/klagomål/A 51912-2025 FSC-klagomål.docx
+++ b/klagomål/A 51912-2025 FSC-klagomål.docx
@@ -675,7 +675,7 @@
     <w:r>
       <w:tab/>
       <w:tab/>
-      <w:t>2025-11-03</w:t>
+      <w:t>2025-11-04</w:t>
       <w:br/>
       <w:br/>
     </w:r>

--- a/klagomål/A 51912-2025 FSC-klagomål.docx
+++ b/klagomål/A 51912-2025 FSC-klagomål.docx
@@ -675,7 +675,7 @@
     <w:r>
       <w:tab/>
       <w:tab/>
-      <w:t>2025-11-04</w:t>
+      <w:t>2025-11-05</w:t>
       <w:br/>
       <w:br/>
     </w:r>

--- a/klagomål/A 51912-2025 FSC-klagomål.docx
+++ b/klagomål/A 51912-2025 FSC-klagomål.docx
@@ -675,7 +675,7 @@
     <w:r>
       <w:tab/>
       <w:tab/>
-      <w:t>2025-11-05</w:t>
+      <w:t>2025-11-06</w:t>
       <w:br/>
       <w:br/>
     </w:r>

--- a/klagomål/A 51912-2025 FSC-klagomål.docx
+++ b/klagomål/A 51912-2025 FSC-klagomål.docx
@@ -675,7 +675,7 @@
     <w:r>
       <w:tab/>
       <w:tab/>
-      <w:t>2025-11-06</w:t>
+      <w:t>2025-11-07</w:t>
       <w:br/>
       <w:br/>
     </w:r>

--- a/klagomål/A 51912-2025 FSC-klagomål.docx
+++ b/klagomål/A 51912-2025 FSC-klagomål.docx
@@ -675,7 +675,7 @@
     <w:r>
       <w:tab/>
       <w:tab/>
-      <w:t>2025-11-07</w:t>
+      <w:t>2025-11-08</w:t>
       <w:br/>
       <w:br/>
     </w:r>

--- a/klagomål/A 51912-2025 FSC-klagomål.docx
+++ b/klagomål/A 51912-2025 FSC-klagomål.docx
@@ -675,7 +675,7 @@
     <w:r>
       <w:tab/>
       <w:tab/>
-      <w:t>2025-11-08</w:t>
+      <w:t>2025-11-09</w:t>
       <w:br/>
       <w:br/>
     </w:r>

--- a/klagomål/A 51912-2025 FSC-klagomål.docx
+++ b/klagomål/A 51912-2025 FSC-klagomål.docx
@@ -675,7 +675,7 @@
     <w:r>
       <w:tab/>
       <w:tab/>
-      <w:t>2025-11-09</w:t>
+      <w:t>2025-11-10</w:t>
       <w:br/>
       <w:br/>
     </w:r>

--- a/klagomål/A 51912-2025 FSC-klagomål.docx
+++ b/klagomål/A 51912-2025 FSC-klagomål.docx
@@ -675,7 +675,7 @@
     <w:r>
       <w:tab/>
       <w:tab/>
-      <w:t>2025-11-10</w:t>
+      <w:t>2025-11-11</w:t>
       <w:br/>
       <w:br/>
     </w:r>

--- a/klagomål/A 51912-2025 FSC-klagomål.docx
+++ b/klagomål/A 51912-2025 FSC-klagomål.docx
@@ -675,7 +675,7 @@
     <w:r>
       <w:tab/>
       <w:tab/>
-      <w:t>2025-11-11</w:t>
+      <w:t>2025-11-12</w:t>
       <w:br/>
       <w:br/>
     </w:r>

--- a/klagomål/A 51912-2025 FSC-klagomål.docx
+++ b/klagomål/A 51912-2025 FSC-klagomål.docx
@@ -675,7 +675,7 @@
     <w:r>
       <w:tab/>
       <w:tab/>
-      <w:t>2025-11-12</w:t>
+      <w:t>2025-11-13</w:t>
       <w:br/>
       <w:br/>
     </w:r>

--- a/klagomål/A 51912-2025 FSC-klagomål.docx
+++ b/klagomål/A 51912-2025 FSC-klagomål.docx
@@ -675,7 +675,7 @@
     <w:r>
       <w:tab/>
       <w:tab/>
-      <w:t>2025-11-13</w:t>
+      <w:t>2025-11-14</w:t>
       <w:br/>
       <w:br/>
     </w:r>

--- a/klagomål/A 51912-2025 FSC-klagomål.docx
+++ b/klagomål/A 51912-2025 FSC-klagomål.docx
@@ -675,7 +675,7 @@
     <w:r>
       <w:tab/>
       <w:tab/>
-      <w:t>2025-11-14</w:t>
+      <w:t>2025-11-15</w:t>
       <w:br/>
       <w:br/>
     </w:r>

--- a/klagomål/A 51912-2025 FSC-klagomål.docx
+++ b/klagomål/A 51912-2025 FSC-klagomål.docx
@@ -675,7 +675,7 @@
     <w:r>
       <w:tab/>
       <w:tab/>
-      <w:t>2025-11-15</w:t>
+      <w:t>2025-11-20</w:t>
       <w:br/>
       <w:br/>
     </w:r>

--- a/klagomål/A 51912-2025 FSC-klagomål.docx
+++ b/klagomål/A 51912-2025 FSC-klagomål.docx
@@ -675,7 +675,7 @@
     <w:r>
       <w:tab/>
       <w:tab/>
-      <w:t>2025-11-20</w:t>
+      <w:t>2025-11-21</w:t>
       <w:br/>
       <w:br/>
     </w:r>

--- a/klagomål/A 51912-2025 FSC-klagomål.docx
+++ b/klagomål/A 51912-2025 FSC-klagomål.docx
@@ -675,7 +675,7 @@
     <w:r>
       <w:tab/>
       <w:tab/>
-      <w:t>2025-11-21</w:t>
+      <w:t>2025-11-22</w:t>
       <w:br/>
       <w:br/>
     </w:r>

--- a/klagomål/A 51912-2025 FSC-klagomål.docx
+++ b/klagomål/A 51912-2025 FSC-klagomål.docx
@@ -675,7 +675,7 @@
     <w:r>
       <w:tab/>
       <w:tab/>
-      <w:t>2025-11-22</w:t>
+      <w:t>2025-11-23</w:t>
       <w:br/>
       <w:br/>
     </w:r>

--- a/klagomål/A 51912-2025 FSC-klagomål.docx
+++ b/klagomål/A 51912-2025 FSC-klagomål.docx
@@ -675,7 +675,7 @@
     <w:r>
       <w:tab/>
       <w:tab/>
-      <w:t>2025-11-23</w:t>
+      <w:t>2025-11-24</w:t>
       <w:br/>
       <w:br/>
     </w:r>

--- a/klagomål/A 51912-2025 FSC-klagomål.docx
+++ b/klagomål/A 51912-2025 FSC-klagomål.docx
@@ -675,7 +675,7 @@
     <w:r>
       <w:tab/>
       <w:tab/>
-      <w:t>2025-11-24</w:t>
+      <w:t>2025-11-25</w:t>
       <w:br/>
       <w:br/>
     </w:r>

--- a/klagomål/A 51912-2025 FSC-klagomål.docx
+++ b/klagomål/A 51912-2025 FSC-klagomål.docx
@@ -675,7 +675,7 @@
     <w:r>
       <w:tab/>
       <w:tab/>
-      <w:t>2025-11-25</w:t>
+      <w:t>2025-11-26</w:t>
       <w:br/>
       <w:br/>
     </w:r>

--- a/klagomål/A 51912-2025 FSC-klagomål.docx
+++ b/klagomål/A 51912-2025 FSC-klagomål.docx
@@ -675,7 +675,7 @@
     <w:r>
       <w:tab/>
       <w:tab/>
-      <w:t>2025-11-26</w:t>
+      <w:t>2025-11-27</w:t>
       <w:br/>
       <w:br/>
     </w:r>

--- a/klagomål/A 51912-2025 FSC-klagomål.docx
+++ b/klagomål/A 51912-2025 FSC-klagomål.docx
@@ -675,7 +675,7 @@
     <w:r>
       <w:tab/>
       <w:tab/>
-      <w:t>2025-11-27</w:t>
+      <w:t>2025-11-28</w:t>
       <w:br/>
       <w:br/>
     </w:r>

--- a/klagomål/A 51912-2025 FSC-klagomål.docx
+++ b/klagomål/A 51912-2025 FSC-klagomål.docx
@@ -675,7 +675,7 @@
     <w:r>
       <w:tab/>
       <w:tab/>
-      <w:t>2025-11-28</w:t>
+      <w:t>2025-11-29</w:t>
       <w:br/>
       <w:br/>
     </w:r>

--- a/klagomål/A 51912-2025 FSC-klagomål.docx
+++ b/klagomål/A 51912-2025 FSC-klagomål.docx
@@ -675,7 +675,7 @@
     <w:r>
       <w:tab/>
       <w:tab/>
-      <w:t>2025-11-29</w:t>
+      <w:t>2025-11-30</w:t>
       <w:br/>
       <w:br/>
     </w:r>

--- a/klagomål/A 51912-2025 FSC-klagomål.docx
+++ b/klagomål/A 51912-2025 FSC-klagomål.docx
@@ -675,7 +675,7 @@
     <w:r>
       <w:tab/>
       <w:tab/>
-      <w:t>2025-11-30</w:t>
+      <w:t>2025-12-01</w:t>
       <w:br/>
       <w:br/>
     </w:r>

--- a/klagomål/A 51912-2025 FSC-klagomål.docx
+++ b/klagomål/A 51912-2025 FSC-klagomål.docx
@@ -675,7 +675,7 @@
     <w:r>
       <w:tab/>
       <w:tab/>
-      <w:t>2025-12-01</w:t>
+      <w:t>2025-12-02</w:t>
       <w:br/>
       <w:br/>
     </w:r>

--- a/klagomål/A 51912-2025 FSC-klagomål.docx
+++ b/klagomål/A 51912-2025 FSC-klagomål.docx
@@ -675,7 +675,7 @@
     <w:r>
       <w:tab/>
       <w:tab/>
-      <w:t>2025-12-02</w:t>
+      <w:t>2025-12-03</w:t>
       <w:br/>
       <w:br/>
     </w:r>

--- a/klagomål/A 51912-2025 FSC-klagomål.docx
+++ b/klagomål/A 51912-2025 FSC-klagomål.docx
@@ -675,7 +675,7 @@
     <w:r>
       <w:tab/>
       <w:tab/>
-      <w:t>2025-12-03</w:t>
+      <w:t>2025-12-04</w:t>
       <w:br/>
       <w:br/>
     </w:r>

--- a/klagomål/A 51912-2025 FSC-klagomål.docx
+++ b/klagomål/A 51912-2025 FSC-klagomål.docx
@@ -675,7 +675,7 @@
     <w:r>
       <w:tab/>
       <w:tab/>
-      <w:t>2025-12-04</w:t>
+      <w:t>2025-12-05</w:t>
       <w:br/>
       <w:br/>
     </w:r>

--- a/klagomål/A 51912-2025 FSC-klagomål.docx
+++ b/klagomål/A 51912-2025 FSC-klagomål.docx
@@ -675,7 +675,7 @@
     <w:r>
       <w:tab/>
       <w:tab/>
-      <w:t>2025-12-05</w:t>
+      <w:t>2025-12-06</w:t>
       <w:br/>
       <w:br/>
     </w:r>

--- a/klagomål/A 51912-2025 FSC-klagomål.docx
+++ b/klagomål/A 51912-2025 FSC-klagomål.docx
@@ -675,7 +675,7 @@
     <w:r>
       <w:tab/>
       <w:tab/>
-      <w:t>2025-12-06</w:t>
+      <w:t>2025-12-07</w:t>
       <w:br/>
       <w:br/>
     </w:r>

--- a/klagomål/A 51912-2025 FSC-klagomål.docx
+++ b/klagomål/A 51912-2025 FSC-klagomål.docx
@@ -675,7 +675,7 @@
     <w:r>
       <w:tab/>
       <w:tab/>
-      <w:t>2025-12-07</w:t>
+      <w:t>2025-12-08</w:t>
       <w:br/>
       <w:br/>
     </w:r>

--- a/klagomål/A 51912-2025 FSC-klagomål.docx
+++ b/klagomål/A 51912-2025 FSC-klagomål.docx
@@ -675,7 +675,7 @@
     <w:r>
       <w:tab/>
       <w:tab/>
-      <w:t>2025-12-08</w:t>
+      <w:t>2025-12-09</w:t>
       <w:br/>
       <w:br/>
     </w:r>

--- a/klagomål/A 51912-2025 FSC-klagomål.docx
+++ b/klagomål/A 51912-2025 FSC-klagomål.docx
@@ -675,7 +675,7 @@
     <w:r>
       <w:tab/>
       <w:tab/>
-      <w:t>2025-12-09</w:t>
+      <w:t>2025-12-10</w:t>
       <w:br/>
       <w:br/>
     </w:r>

--- a/klagomål/A 51912-2025 FSC-klagomål.docx
+++ b/klagomål/A 51912-2025 FSC-klagomål.docx
@@ -675,7 +675,7 @@
     <w:r>
       <w:tab/>
       <w:tab/>
-      <w:t>2025-12-10</w:t>
+      <w:t>2025-12-11</w:t>
       <w:br/>
       <w:br/>
     </w:r>

--- a/klagomål/A 51912-2025 FSC-klagomål.docx
+++ b/klagomål/A 51912-2025 FSC-klagomål.docx
@@ -675,7 +675,7 @@
     <w:r>
       <w:tab/>
       <w:tab/>
-      <w:t>2025-12-11</w:t>
+      <w:t>2025-12-12</w:t>
       <w:br/>
       <w:br/>
     </w:r>

--- a/klagomål/A 51912-2025 FSC-klagomål.docx
+++ b/klagomål/A 51912-2025 FSC-klagomål.docx
@@ -675,7 +675,7 @@
     <w:r>
       <w:tab/>
       <w:tab/>
-      <w:t>2025-12-12</w:t>
+      <w:t>2025-12-13</w:t>
       <w:br/>
       <w:br/>
     </w:r>

--- a/klagomål/A 51912-2025 FSC-klagomål.docx
+++ b/klagomål/A 51912-2025 FSC-klagomål.docx
@@ -675,7 +675,7 @@
     <w:r>
       <w:tab/>
       <w:tab/>
-      <w:t>2025-12-19</w:t>
+      <w:t>2025-12-20</w:t>
       <w:br/>
       <w:br/>
     </w:r>

--- a/klagomål/A 51912-2025 FSC-klagomål.docx
+++ b/klagomål/A 51912-2025 FSC-klagomål.docx
@@ -675,7 +675,7 @@
     <w:r>
       <w:tab/>
       <w:tab/>
-      <w:t>2025-12-20</w:t>
+      <w:t>2025-12-21</w:t>
       <w:br/>
       <w:br/>
     </w:r>

--- a/klagomål/A 51912-2025 FSC-klagomål.docx
+++ b/klagomål/A 51912-2025 FSC-klagomål.docx
@@ -675,7 +675,7 @@
     <w:r>
       <w:tab/>
       <w:tab/>
-      <w:t>2025-12-21</w:t>
+      <w:t>2025-12-22</w:t>
       <w:br/>
       <w:br/>
     </w:r>

--- a/klagomål/A 51912-2025 FSC-klagomål.docx
+++ b/klagomål/A 51912-2025 FSC-klagomål.docx
@@ -675,7 +675,7 @@
     <w:r>
       <w:tab/>
       <w:tab/>
-      <w:t>2025-12-22</w:t>
+      <w:t>2025-12-26</w:t>
       <w:br/>
       <w:br/>
     </w:r>

--- a/klagomål/A 51912-2025 FSC-klagomål.docx
+++ b/klagomål/A 51912-2025 FSC-klagomål.docx
@@ -675,7 +675,7 @@
     <w:r>
       <w:tab/>
       <w:tab/>
-      <w:t>2025-12-26</w:t>
+      <w:t>2025-12-28</w:t>
       <w:br/>
       <w:br/>
     </w:r>

--- a/klagomål/A 51912-2025 FSC-klagomål.docx
+++ b/klagomål/A 51912-2025 FSC-klagomål.docx
@@ -675,7 +675,7 @@
     <w:r>
       <w:tab/>
       <w:tab/>
-      <w:t>2025-12-28</w:t>
+      <w:t>2025-12-29</w:t>
       <w:br/>
       <w:br/>
     </w:r>

--- a/klagomål/A 51912-2025 FSC-klagomål.docx
+++ b/klagomål/A 51912-2025 FSC-klagomål.docx
@@ -675,7 +675,7 @@
     <w:r>
       <w:tab/>
       <w:tab/>
-      <w:t>2025-12-29</w:t>
+      <w:t>2025-12-30</w:t>
       <w:br/>
       <w:br/>
     </w:r>

--- a/klagomål/A 51912-2025 FSC-klagomål.docx
+++ b/klagomål/A 51912-2025 FSC-klagomål.docx
@@ -675,7 +675,7 @@
     <w:r>
       <w:tab/>
       <w:tab/>
-      <w:t>2025-12-30</w:t>
+      <w:t>2025-12-31</w:t>
       <w:br/>
       <w:br/>
     </w:r>

--- a/klagomål/A 51912-2025 FSC-klagomål.docx
+++ b/klagomål/A 51912-2025 FSC-klagomål.docx
@@ -675,7 +675,7 @@
     <w:r>
       <w:tab/>
       <w:tab/>
-      <w:t>2025-12-31</w:t>
+      <w:t>2026-01-03</w:t>
       <w:br/>
       <w:br/>
     </w:r>

--- a/klagomål/A 51912-2025 FSC-klagomål.docx
+++ b/klagomål/A 51912-2025 FSC-klagomål.docx
@@ -675,7 +675,7 @@
     <w:r>
       <w:tab/>
       <w:tab/>
-      <w:t>2026-01-07</w:t>
+      <w:t>2026-01-08</w:t>
       <w:br/>
       <w:br/>
     </w:r>

--- a/klagomål/A 51912-2025 FSC-klagomål.docx
+++ b/klagomål/A 51912-2025 FSC-klagomål.docx
@@ -675,7 +675,7 @@
     <w:r>
       <w:tab/>
       <w:tab/>
-      <w:t>2026-01-08</w:t>
+      <w:t>2026-01-09</w:t>
       <w:br/>
       <w:br/>
     </w:r>

--- a/klagomål/A 51912-2025 FSC-klagomål.docx
+++ b/klagomål/A 51912-2025 FSC-klagomål.docx
@@ -675,7 +675,7 @@
     <w:r>
       <w:tab/>
       <w:tab/>
-      <w:t>2026-01-09</w:t>
+      <w:t>2026-01-10</w:t>
       <w:br/>
       <w:br/>
     </w:r>

--- a/klagomål/A 51912-2025 FSC-klagomål.docx
+++ b/klagomål/A 51912-2025 FSC-klagomål.docx
@@ -675,7 +675,7 @@
     <w:r>
       <w:tab/>
       <w:tab/>
-      <w:t>2026-01-10</w:t>
+      <w:t>2026-01-11</w:t>
       <w:br/>
       <w:br/>
     </w:r>

--- a/klagomål/A 51912-2025 FSC-klagomål.docx
+++ b/klagomål/A 51912-2025 FSC-klagomål.docx
@@ -675,7 +675,7 @@
     <w:r>
       <w:tab/>
       <w:tab/>
-      <w:t>2026-01-11</w:t>
+      <w:t>2026-01-12</w:t>
       <w:br/>
       <w:br/>
     </w:r>

--- a/klagomål/A 51912-2025 FSC-klagomål.docx
+++ b/klagomål/A 51912-2025 FSC-klagomål.docx
@@ -675,7 +675,7 @@
     <w:r>
       <w:tab/>
       <w:tab/>
-      <w:t>2026-01-12</w:t>
+      <w:t>2026-01-13</w:t>
       <w:br/>
       <w:br/>
     </w:r>

--- a/klagomål/A 51912-2025 FSC-klagomål.docx
+++ b/klagomål/A 51912-2025 FSC-klagomål.docx
@@ -675,7 +675,7 @@
     <w:r>
       <w:tab/>
       <w:tab/>
-      <w:t>2026-01-13</w:t>
+      <w:t>2026-01-14</w:t>
       <w:br/>
       <w:br/>
     </w:r>

--- a/klagomål/A 51912-2025 FSC-klagomål.docx
+++ b/klagomål/A 51912-2025 FSC-klagomål.docx
@@ -675,7 +675,7 @@
     <w:r>
       <w:tab/>
       <w:tab/>
-      <w:t>2026-01-14</w:t>
+      <w:t>2026-01-15</w:t>
       <w:br/>
       <w:br/>
     </w:r>

--- a/klagomål/A 51912-2025 FSC-klagomål.docx
+++ b/klagomål/A 51912-2025 FSC-klagomål.docx
@@ -675,7 +675,7 @@
     <w:r>
       <w:tab/>
       <w:tab/>
-      <w:t>2026-01-15</w:t>
+      <w:t>2026-01-16</w:t>
       <w:br/>
       <w:br/>
     </w:r>

--- a/klagomål/A 51912-2025 FSC-klagomål.docx
+++ b/klagomål/A 51912-2025 FSC-klagomål.docx
@@ -675,7 +675,7 @@
     <w:r>
       <w:tab/>
       <w:tab/>
-      <w:t>2026-01-16</w:t>
+      <w:t>2026-01-17</w:t>
       <w:br/>
       <w:br/>
     </w:r>

--- a/klagomål/A 51912-2025 FSC-klagomål.docx
+++ b/klagomål/A 51912-2025 FSC-klagomål.docx
@@ -675,7 +675,7 @@
     <w:r>
       <w:tab/>
       <w:tab/>
-      <w:t>2026-01-17</w:t>
+      <w:t>2026-01-18</w:t>
       <w:br/>
       <w:br/>
     </w:r>

--- a/klagomål/A 51912-2025 FSC-klagomål.docx
+++ b/klagomål/A 51912-2025 FSC-klagomål.docx
@@ -675,7 +675,7 @@
     <w:r>
       <w:tab/>
       <w:tab/>
-      <w:t>2026-01-18</w:t>
+      <w:t>2026-01-19</w:t>
       <w:br/>
       <w:br/>
     </w:r>

--- a/klagomål/A 51912-2025 FSC-klagomål.docx
+++ b/klagomål/A 51912-2025 FSC-klagomål.docx
@@ -675,7 +675,7 @@
     <w:r>
       <w:tab/>
       <w:tab/>
-      <w:t>2026-01-19</w:t>
+      <w:t>2026-01-20</w:t>
       <w:br/>
       <w:br/>
     </w:r>

--- a/klagomål/A 51912-2025 FSC-klagomål.docx
+++ b/klagomål/A 51912-2025 FSC-klagomål.docx
@@ -675,7 +675,7 @@
     <w:r>
       <w:tab/>
       <w:tab/>
-      <w:t>2026-01-20</w:t>
+      <w:t>2026-01-21</w:t>
       <w:br/>
       <w:br/>
     </w:r>

--- a/klagomål/A 51912-2025 FSC-klagomål.docx
+++ b/klagomål/A 51912-2025 FSC-klagomål.docx
@@ -675,7 +675,7 @@
     <w:r>
       <w:tab/>
       <w:tab/>
-      <w:t>2026-01-21</w:t>
+      <w:t>2026-01-23</w:t>
       <w:br/>
       <w:br/>
     </w:r>

--- a/klagomål/A 51912-2025 FSC-klagomål.docx
+++ b/klagomål/A 51912-2025 FSC-klagomål.docx
@@ -675,7 +675,7 @@
     <w:r>
       <w:tab/>
       <w:tab/>
-      <w:t>2026-01-23</w:t>
+      <w:t>2026-01-24</w:t>
       <w:br/>
       <w:br/>
     </w:r>

--- a/klagomål/A 51912-2025 FSC-klagomål.docx
+++ b/klagomål/A 51912-2025 FSC-klagomål.docx
@@ -675,7 +675,7 @@
     <w:r>
       <w:tab/>
       <w:tab/>
-      <w:t>2026-01-24</w:t>
+      <w:t>2026-01-25</w:t>
       <w:br/>
       <w:br/>
     </w:r>

--- a/klagomål/A 51912-2025 FSC-klagomål.docx
+++ b/klagomål/A 51912-2025 FSC-klagomål.docx
@@ -675,7 +675,7 @@
     <w:r>
       <w:tab/>
       <w:tab/>
-      <w:t>2026-01-25</w:t>
+      <w:t>2026-01-26</w:t>
       <w:br/>
       <w:br/>
     </w:r>

--- a/klagomål/A 51912-2025 FSC-klagomål.docx
+++ b/klagomål/A 51912-2025 FSC-klagomål.docx
@@ -675,7 +675,7 @@
     <w:r>
       <w:tab/>
       <w:tab/>
-      <w:t>2026-01-26</w:t>
+      <w:t>2026-01-27</w:t>
       <w:br/>
       <w:br/>
     </w:r>

--- a/klagomål/A 51912-2025 FSC-klagomål.docx
+++ b/klagomål/A 51912-2025 FSC-klagomål.docx
@@ -675,7 +675,7 @@
     <w:r>
       <w:tab/>
       <w:tab/>
-      <w:t>2026-01-27</w:t>
+      <w:t>2026-01-28</w:t>
       <w:br/>
       <w:br/>
     </w:r>

--- a/klagomål/A 51912-2025 FSC-klagomål.docx
+++ b/klagomål/A 51912-2025 FSC-klagomål.docx
@@ -112,7 +112,7 @@
         <w:pStyle w:val="ListBullet"/>
       </w:pPr>
       <w:r>
-        <w:t>Om ett ombud (tex Norra skog eller Mellanskog) avverkningsanmäler en skog med naturvärden motsvarande nyckelbiotops kvalité men markägaren inte är FSC certifierad, bör du skicka in ett FSC kontrollerat virke klagomål. Då ska klagomålet skickas till ombudsföretaget.</w:t>
+        <w:t>Om ett ombud (tex Norra skog eller Mellanskog) avverkningsanmäler en skog med naturvärden motsvarande nyckelbiotops kvalitet men markägaren inte är FSC certifierad, bör du skicka in ett FSC kontrollerat virke klagomål. Då ska klagomålet skickas till ombudsföretaget.</w:t>
       </w:r>
     </w:p>
     <w:p>
@@ -267,7 +267,25 @@
         <w:t xml:space="preserve">Norna (VU, §7) </w:t>
       </w:r>
       <w:r>
-        <w:t>är strikt skyddad enligt EU:s art- och habitatdirektiv och fridlyst enligt §7 Artskyddsförordningen (bilaga 1) vilket innebär att hela dess livsmiljö ska bevaras. Den är rödlistad som nära hotad (NT) i den europeiska rödlistan och växer i frisk–fuktig, mossrik barrskog, oftast i små sänkor i granskog med hög bonitet. Växtplatsen utgörs nästan alltid av sluttningar med rikligt och rörligt markvatten. Underlaget är genomgående grönsten eller kalkrikt material. Nornan är känslig för alla större ingrepp i sin miljö och överlever därför vanligtvis inte slutavverkning. Den klarar inte den uttorkning av markens ytskikt som slutavverkning normalt medför och inte heller kvarlämnande av större mängd hyggesavfall. Populationen har minskat kraftigare än vad som tidigare varit känt och arten hamnade därför i en högre rödlistekategori 2020 (SLU Artdatabanken, 2024; IUCN, 2024).</w:t>
+        <w:t xml:space="preserve">är strikt skyddad enligt EU:s art- och habitatdirektiv och fridlyst enligt §7 Artskyddsförordningen (bilaga 1) vilket innebär att hela dess livsmiljö ska bevaras. Den är rödlistad som nära hotad (NT) i den europeiska rödlistan och växer i frisk–fuktig, mossrik barrskog, oftast i små sänkor i granskog med hög bonitet. Växtplatsen utgörs nästan alltid av sluttningar med rikligt och rörligt markvatten. Underlaget är genomgående grönsten eller kalkrikt material. Nornan är känslig för alla större ingrepp i sin miljö och överlever därför vanligtvis inte slutavverkning. Den klarar inte den uttorkning av markens ytskikt som slutavverkning normalt medför och inte heller kvarlämnande av större mängd hyggesavfall. Populationen har minskat kraftigare än vad som tidigare varit känt och arten hamnade därför i en högre rödlistekategori 2020. Norna är typisk art för </w:t>
+      </w:r>
+      <w:r>
+        <w:rPr>
+          <w:i/>
+        </w:rPr>
+        <w:t xml:space="preserve">9010 Taiga </w:t>
+      </w:r>
+      <w:r>
+        <w:t xml:space="preserve">och </w:t>
+      </w:r>
+      <w:r>
+        <w:rPr>
+          <w:i/>
+        </w:rPr>
+        <w:t>9050 Näringsrik granskog</w:t>
+      </w:r>
+      <w:r>
+        <w:t xml:space="preserve"> (SLU Artdatabanken, 2024; IUCN, 2024).</w:t>
       </w:r>
     </w:p>
     <w:p>
@@ -675,7 +693,7 @@
     <w:r>
       <w:tab/>
       <w:tab/>
-      <w:t>2026-01-28</w:t>
+      <w:t>2026-01-29</w:t>
       <w:br/>
       <w:br/>
     </w:r>

--- a/klagomål/A 51912-2025 FSC-klagomål.docx
+++ b/klagomål/A 51912-2025 FSC-klagomål.docx
@@ -693,7 +693,7 @@
     <w:r>
       <w:tab/>
       <w:tab/>
-      <w:t>2026-01-29</w:t>
+      <w:t>2026-01-30</w:t>
       <w:br/>
       <w:br/>
     </w:r>

--- a/klagomål/A 51912-2025 FSC-klagomål.docx
+++ b/klagomål/A 51912-2025 FSC-klagomål.docx
@@ -693,7 +693,7 @@
     <w:r>
       <w:tab/>
       <w:tab/>
-      <w:t>2026-01-30</w:t>
+      <w:t>2026-01-31</w:t>
       <w:br/>
       <w:br/>
     </w:r>

--- a/klagomål/A 51912-2025 FSC-klagomål.docx
+++ b/klagomål/A 51912-2025 FSC-klagomål.docx
@@ -693,7 +693,7 @@
     <w:r>
       <w:tab/>
       <w:tab/>
-      <w:t>2026-03-01</w:t>
+      <w:t>2026-03-02</w:t>
       <w:br/>
       <w:br/>
     </w:r>

--- a/klagomål/A 51912-2025 FSC-klagomål.docx
+++ b/klagomål/A 51912-2025 FSC-klagomål.docx
@@ -693,7 +693,7 @@
     <w:r>
       <w:tab/>
       <w:tab/>
-      <w:t>2026-03-02</w:t>
+      <w:t>2026-03-03</w:t>
       <w:br/>
       <w:br/>
     </w:r>

--- a/klagomål/A 51912-2025 FSC-klagomål.docx
+++ b/klagomål/A 51912-2025 FSC-klagomål.docx
@@ -693,7 +693,7 @@
     <w:r>
       <w:tab/>
       <w:tab/>
-      <w:t>2026-03-03</w:t>
+      <w:t>2026-03-04</w:t>
       <w:br/>
       <w:br/>
     </w:r>

--- a/klagomål/A 51912-2025 FSC-klagomål.docx
+++ b/klagomål/A 51912-2025 FSC-klagomål.docx
@@ -693,7 +693,7 @@
     <w:r>
       <w:tab/>
       <w:tab/>
-      <w:t>2026-03-04</w:t>
+      <w:t>2026-03-05</w:t>
       <w:br/>
       <w:br/>
     </w:r>

--- a/klagomål/A 51912-2025 FSC-klagomål.docx
+++ b/klagomål/A 51912-2025 FSC-klagomål.docx
@@ -693,7 +693,7 @@
     <w:r>
       <w:tab/>
       <w:tab/>
-      <w:t>2026-03-05</w:t>
+      <w:t>2026-03-06</w:t>
       <w:br/>
       <w:br/>
     </w:r>

--- a/klagomål/A 51912-2025 FSC-klagomål.docx
+++ b/klagomål/A 51912-2025 FSC-klagomål.docx
@@ -693,7 +693,7 @@
     <w:r>
       <w:tab/>
       <w:tab/>
-      <w:t>2026-03-06</w:t>
+      <w:t>2026-03-07</w:t>
       <w:br/>
       <w:br/>
     </w:r>

--- a/klagomål/A 51912-2025 FSC-klagomål.docx
+++ b/klagomål/A 51912-2025 FSC-klagomål.docx
@@ -693,7 +693,7 @@
     <w:r>
       <w:tab/>
       <w:tab/>
-      <w:t>2026-03-07</w:t>
+      <w:t>2026-03-08</w:t>
       <w:br/>
       <w:br/>
     </w:r>

--- a/klagomål/A 51912-2025 FSC-klagomål.docx
+++ b/klagomål/A 51912-2025 FSC-klagomål.docx
@@ -693,7 +693,7 @@
     <w:r>
       <w:tab/>
       <w:tab/>
-      <w:t>2026-03-08</w:t>
+      <w:t>2026-03-09</w:t>
       <w:br/>
       <w:br/>
     </w:r>

--- a/klagomål/A 51912-2025 FSC-klagomål.docx
+++ b/klagomål/A 51912-2025 FSC-klagomål.docx
@@ -693,7 +693,7 @@
     <w:r>
       <w:tab/>
       <w:tab/>
-      <w:t>2026-03-09</w:t>
+      <w:t>2026-03-10</w:t>
       <w:br/>
       <w:br/>
     </w:r>

--- a/klagomål/A 51912-2025 FSC-klagomål.docx
+++ b/klagomål/A 51912-2025 FSC-klagomål.docx
@@ -693,7 +693,7 @@
     <w:r>
       <w:tab/>
       <w:tab/>
-      <w:t>2026-03-10</w:t>
+      <w:t>2026-03-11</w:t>
       <w:br/>
       <w:br/>
     </w:r>

--- a/klagomål/A 51912-2025 FSC-klagomål.docx
+++ b/klagomål/A 51912-2025 FSC-klagomål.docx
@@ -693,7 +693,7 @@
     <w:r>
       <w:tab/>
       <w:tab/>
-      <w:t>2026-03-11</w:t>
+      <w:t>2026-03-12</w:t>
       <w:br/>
       <w:br/>
     </w:r>

--- a/klagomål/A 51912-2025 FSC-klagomål.docx
+++ b/klagomål/A 51912-2025 FSC-klagomål.docx
@@ -693,7 +693,7 @@
     <w:r>
       <w:tab/>
       <w:tab/>
-      <w:t>2026-03-12</w:t>
+      <w:t>2026-03-13</w:t>
       <w:br/>
       <w:br/>
     </w:r>

--- a/klagomål/A 51912-2025 FSC-klagomål.docx
+++ b/klagomål/A 51912-2025 FSC-klagomål.docx
@@ -693,7 +693,7 @@
     <w:r>
       <w:tab/>
       <w:tab/>
-      <w:t>2026-03-13</w:t>
+      <w:t>2026-03-16</w:t>
       <w:br/>
       <w:br/>
     </w:r>

--- a/klagomål/A 51912-2025 FSC-klagomål.docx
+++ b/klagomål/A 51912-2025 FSC-klagomål.docx
@@ -693,7 +693,7 @@
     <w:r>
       <w:tab/>
       <w:tab/>
-      <w:t>2026-03-16</w:t>
+      <w:t>2026-03-17</w:t>
       <w:br/>
       <w:br/>
     </w:r>

--- a/klagomål/A 51912-2025 FSC-klagomål.docx
+++ b/klagomål/A 51912-2025 FSC-klagomål.docx
@@ -693,7 +693,7 @@
     <w:r>
       <w:tab/>
       <w:tab/>
-      <w:t>2026-03-17</w:t>
+      <w:t>2026-03-18</w:t>
       <w:br/>
       <w:br/>
     </w:r>

--- a/klagomål/A 51912-2025 FSC-klagomål.docx
+++ b/klagomål/A 51912-2025 FSC-klagomål.docx
@@ -693,7 +693,7 @@
     <w:r>
       <w:tab/>
       <w:tab/>
-      <w:t>2026-03-18</w:t>
+      <w:t>2026-03-19</w:t>
       <w:br/>
       <w:br/>
     </w:r>

--- a/klagomål/A 51912-2025 FSC-klagomål.docx
+++ b/klagomål/A 51912-2025 FSC-klagomål.docx
@@ -693,7 +693,7 @@
     <w:r>
       <w:tab/>
       <w:tab/>
-      <w:t>2026-03-19</w:t>
+      <w:t>2026-03-20</w:t>
       <w:br/>
       <w:br/>
     </w:r>

--- a/klagomål/A 51912-2025 FSC-klagomål.docx
+++ b/klagomål/A 51912-2025 FSC-klagomål.docx
@@ -693,7 +693,7 @@
     <w:r>
       <w:tab/>
       <w:tab/>
-      <w:t>2026-03-20</w:t>
+      <w:t>2026-03-21</w:t>
       <w:br/>
       <w:br/>
     </w:r>

--- a/klagomål/A 51912-2025 FSC-klagomål.docx
+++ b/klagomål/A 51912-2025 FSC-klagomål.docx
@@ -693,7 +693,7 @@
     <w:r>
       <w:tab/>
       <w:tab/>
-      <w:t>2026-03-21</w:t>
+      <w:t>2026-03-22</w:t>
       <w:br/>
       <w:br/>
     </w:r>

--- a/klagomål/A 51912-2025 FSC-klagomål.docx
+++ b/klagomål/A 51912-2025 FSC-klagomål.docx
@@ -693,7 +693,7 @@
     <w:r>
       <w:tab/>
       <w:tab/>
-      <w:t>2026-03-22</w:t>
+      <w:t>2026-03-23</w:t>
       <w:br/>
       <w:br/>
     </w:r>

--- a/klagomål/A 51912-2025 FSC-klagomål.docx
+++ b/klagomål/A 51912-2025 FSC-klagomål.docx
@@ -693,7 +693,7 @@
     <w:r>
       <w:tab/>
       <w:tab/>
-      <w:t>2026-03-23</w:t>
+      <w:t>2026-03-24</w:t>
       <w:br/>
       <w:br/>
     </w:r>

--- a/klagomål/A 51912-2025 FSC-klagomål.docx
+++ b/klagomål/A 51912-2025 FSC-klagomål.docx
@@ -693,7 +693,7 @@
     <w:r>
       <w:tab/>
       <w:tab/>
-      <w:t>2026-03-24</w:t>
+      <w:t>2026-03-25</w:t>
       <w:br/>
       <w:br/>
     </w:r>

--- a/klagomål/A 51912-2025 FSC-klagomål.docx
+++ b/klagomål/A 51912-2025 FSC-klagomål.docx
@@ -693,7 +693,7 @@
     <w:r>
       <w:tab/>
       <w:tab/>
-      <w:t>2026-03-25</w:t>
+      <w:t>2026-03-26</w:t>
       <w:br/>
       <w:br/>
     </w:r>

--- a/klagomål/A 51912-2025 FSC-klagomål.docx
+++ b/klagomål/A 51912-2025 FSC-klagomål.docx
@@ -693,7 +693,7 @@
     <w:r>
       <w:tab/>
       <w:tab/>
-      <w:t>2026-03-26</w:t>
+      <w:t>2026-03-27</w:t>
       <w:br/>
       <w:br/>
     </w:r>

--- a/klagomål/A 51912-2025 FSC-klagomål.docx
+++ b/klagomål/A 51912-2025 FSC-klagomål.docx
@@ -693,7 +693,7 @@
     <w:r>
       <w:tab/>
       <w:tab/>
-      <w:t>2026-03-27</w:t>
+      <w:t>2026-03-28</w:t>
       <w:br/>
       <w:br/>
     </w:r>

--- a/klagomål/A 51912-2025 FSC-klagomål.docx
+++ b/klagomål/A 51912-2025 FSC-klagomål.docx
@@ -693,7 +693,7 @@
     <w:r>
       <w:tab/>
       <w:tab/>
-      <w:t>2026-03-28</w:t>
+      <w:t>2026-03-29</w:t>
       <w:br/>
       <w:br/>
     </w:r>

--- a/klagomål/A 51912-2025 FSC-klagomål.docx
+++ b/klagomål/A 51912-2025 FSC-klagomål.docx
@@ -693,7 +693,7 @@
     <w:r>
       <w:tab/>
       <w:tab/>
-      <w:t>2026-03-29</w:t>
+      <w:t>2026-03-30</w:t>
       <w:br/>
       <w:br/>
     </w:r>

--- a/klagomål/A 51912-2025 FSC-klagomål.docx
+++ b/klagomål/A 51912-2025 FSC-klagomål.docx
@@ -693,7 +693,7 @@
     <w:r>
       <w:tab/>
       <w:tab/>
-      <w:t>2026-03-30</w:t>
+      <w:t>2026-03-31</w:t>
       <w:br/>
       <w:br/>
     </w:r>

--- a/klagomål/A 51912-2025 FSC-klagomål.docx
+++ b/klagomål/A 51912-2025 FSC-klagomål.docx
@@ -693,7 +693,7 @@
     <w:r>
       <w:tab/>
       <w:tab/>
-      <w:t>2026-03-31</w:t>
+      <w:t>2026-04-01</w:t>
       <w:br/>
       <w:br/>
     </w:r>

--- a/klagomål/A 51912-2025 FSC-klagomål.docx
+++ b/klagomål/A 51912-2025 FSC-klagomål.docx
@@ -693,7 +693,7 @@
     <w:r>
       <w:tab/>
       <w:tab/>
-      <w:t>2026-04-01</w:t>
+      <w:t>2026-04-02</w:t>
       <w:br/>
       <w:br/>
     </w:r>

--- a/klagomål/A 51912-2025 FSC-klagomål.docx
+++ b/klagomål/A 51912-2025 FSC-klagomål.docx
@@ -693,7 +693,7 @@
     <w:r>
       <w:tab/>
       <w:tab/>
-      <w:t>2026-04-02</w:t>
+      <w:t>2026-04-03</w:t>
       <w:br/>
       <w:br/>
     </w:r>

--- a/klagomål/A 51912-2025 FSC-klagomål.docx
+++ b/klagomål/A 51912-2025 FSC-klagomål.docx
@@ -693,7 +693,7 @@
     <w:r>
       <w:tab/>
       <w:tab/>
-      <w:t>2026-04-03</w:t>
+      <w:t>2026-04-04</w:t>
       <w:br/>
       <w:br/>
     </w:r>

--- a/klagomål/A 51912-2025 FSC-klagomål.docx
+++ b/klagomål/A 51912-2025 FSC-klagomål.docx
@@ -693,7 +693,7 @@
     <w:r>
       <w:tab/>
       <w:tab/>
-      <w:t>2026-05-16</w:t>
+      <w:t>2026-05-17</w:t>
       <w:br/>
       <w:br/>
     </w:r>

--- a/klagomål/A 51912-2025 FSC-klagomål.docx
+++ b/klagomål/A 51912-2025 FSC-klagomål.docx
@@ -693,7 +693,7 @@
     <w:r>
       <w:tab/>
       <w:tab/>
-      <w:t>2026-05-17</w:t>
+      <w:t>2026-05-18</w:t>
       <w:br/>
       <w:br/>
     </w:r>

--- a/klagomål/A 51912-2025 FSC-klagomål.docx
+++ b/klagomål/A 51912-2025 FSC-klagomål.docx
@@ -693,7 +693,7 @@
     <w:r>
       <w:tab/>
       <w:tab/>
-      <w:t>2026-05-18</w:t>
+      <w:t>2026-05-19</w:t>
       <w:br/>
       <w:br/>
     </w:r>

--- a/klagomål/A 51912-2025 FSC-klagomål.docx
+++ b/klagomål/A 51912-2025 FSC-klagomål.docx
@@ -693,7 +693,7 @@
     <w:r>
       <w:tab/>
       <w:tab/>
-      <w:t>2026-05-19</w:t>
+      <w:t>2026-05-20</w:t>
       <w:br/>
       <w:br/>
     </w:r>

--- a/klagomål/A 51912-2025 FSC-klagomål.docx
+++ b/klagomål/A 51912-2025 FSC-klagomål.docx
@@ -693,7 +693,7 @@
     <w:r>
       <w:tab/>
       <w:tab/>
-      <w:t>2026-05-20</w:t>
+      <w:t>2026-05-21</w:t>
       <w:br/>
       <w:br/>
     </w:r>

--- a/klagomål/A 51912-2025 FSC-klagomål.docx
+++ b/klagomål/A 51912-2025 FSC-klagomål.docx
@@ -693,7 +693,7 @@
     <w:r>
       <w:tab/>
       <w:tab/>
-      <w:t>2026-05-21</w:t>
+      <w:t>2026-05-22</w:t>
       <w:br/>
       <w:br/>
     </w:r>

--- a/klagomål/A 51912-2025 FSC-klagomål.docx
+++ b/klagomål/A 51912-2025 FSC-klagomål.docx
@@ -693,7 +693,7 @@
     <w:r>
       <w:tab/>
       <w:tab/>
-      <w:t>2026-05-22</w:t>
+      <w:t>2026-05-23</w:t>
       <w:br/>
       <w:br/>
     </w:r>

--- a/klagomål/A 51912-2025 FSC-klagomål.docx
+++ b/klagomål/A 51912-2025 FSC-klagomål.docx
@@ -693,7 +693,7 @@
     <w:r>
       <w:tab/>
       <w:tab/>
-      <w:t>2026-05-23</w:t>
+      <w:t>2026-05-24</w:t>
       <w:br/>
       <w:br/>
     </w:r>

--- a/klagomål/A 51912-2025 FSC-klagomål.docx
+++ b/klagomål/A 51912-2025 FSC-klagomål.docx
@@ -693,7 +693,7 @@
     <w:r>
       <w:tab/>
       <w:tab/>
-      <w:t>2026-05-24</w:t>
+      <w:t>2026-05-25</w:t>
       <w:br/>
       <w:br/>
     </w:r>

--- a/klagomål/A 51912-2025 FSC-klagomål.docx
+++ b/klagomål/A 51912-2025 FSC-klagomål.docx
@@ -693,7 +693,7 @@
     <w:r>
       <w:tab/>
       <w:tab/>
-      <w:t>2026-05-25</w:t>
+      <w:t>2026-05-26</w:t>
       <w:br/>
       <w:br/>
     </w:r>

--- a/klagomål/A 51912-2025 FSC-klagomål.docx
+++ b/klagomål/A 51912-2025 FSC-klagomål.docx
@@ -693,7 +693,7 @@
     <w:r>
       <w:tab/>
       <w:tab/>
-      <w:t>2026-05-26</w:t>
+      <w:t>2026-05-27</w:t>
       <w:br/>
       <w:br/>
     </w:r>

--- a/klagomål/A 51912-2025 FSC-klagomål.docx
+++ b/klagomål/A 51912-2025 FSC-klagomål.docx
@@ -693,7 +693,7 @@
     <w:r>
       <w:tab/>
       <w:tab/>
-      <w:t>2026-05-27</w:t>
+      <w:t>2026-05-28</w:t>
       <w:br/>
       <w:br/>
     </w:r>

--- a/klagomål/A 51912-2025 FSC-klagomål.docx
+++ b/klagomål/A 51912-2025 FSC-klagomål.docx
@@ -693,7 +693,7 @@
     <w:r>
       <w:tab/>
       <w:tab/>
-      <w:t>2026-05-28</w:t>
+      <w:t>2026-05-29</w:t>
       <w:br/>
       <w:br/>
     </w:r>

--- a/klagomål/A 51912-2025 FSC-klagomål.docx
+++ b/klagomål/A 51912-2025 FSC-klagomål.docx
@@ -693,7 +693,7 @@
     <w:r>
       <w:tab/>
       <w:tab/>
-      <w:t>2026-05-29</w:t>
+      <w:t>2026-05-30</w:t>
       <w:br/>
       <w:br/>
     </w:r>

--- a/klagomål/A 51912-2025 FSC-klagomål.docx
+++ b/klagomål/A 51912-2025 FSC-klagomål.docx
@@ -693,7 +693,7 @@
     <w:r>
       <w:tab/>
       <w:tab/>
-      <w:t>2026-05-30</w:t>
+      <w:t>2026-05-31</w:t>
       <w:br/>
       <w:br/>
     </w:r>

--- a/klagomål/A 51912-2025 FSC-klagomål.docx
+++ b/klagomål/A 51912-2025 FSC-klagomål.docx
@@ -693,7 +693,7 @@
     <w:r>
       <w:tab/>
       <w:tab/>
-      <w:t>2026-05-31</w:t>
+      <w:t>2026-06-01</w:t>
       <w:br/>
       <w:br/>
     </w:r>

--- a/klagomål/A 51912-2025 FSC-klagomål.docx
+++ b/klagomål/A 51912-2025 FSC-klagomål.docx
@@ -693,7 +693,7 @@
     <w:r>
       <w:tab/>
       <w:tab/>
-      <w:t>2026-06-01</w:t>
+      <w:t>2026-06-02</w:t>
       <w:br/>
       <w:br/>
     </w:r>

--- a/klagomål/A 51912-2025 FSC-klagomål.docx
+++ b/klagomål/A 51912-2025 FSC-klagomål.docx
@@ -693,7 +693,7 @@
     <w:r>
       <w:tab/>
       <w:tab/>
-      <w:t>2026-06-02</w:t>
+      <w:t>2026-06-03</w:t>
       <w:br/>
       <w:br/>
     </w:r>

--- a/klagomål/A 51912-2025 FSC-klagomål.docx
+++ b/klagomål/A 51912-2025 FSC-klagomål.docx
@@ -693,7 +693,7 @@
     <w:r>
       <w:tab/>
       <w:tab/>
-      <w:t>2026-06-03</w:t>
+      <w:t>2026-06-04</w:t>
       <w:br/>
       <w:br/>
     </w:r>

--- a/klagomål/A 51912-2025 FSC-klagomål.docx
+++ b/klagomål/A 51912-2025 FSC-klagomål.docx
@@ -693,7 +693,7 @@
     <w:r>
       <w:tab/>
       <w:tab/>
-      <w:t>2026-06-04</w:t>
+      <w:t>2026-06-05</w:t>
       <w:br/>
       <w:br/>
     </w:r>

--- a/klagomål/A 51912-2025 FSC-klagomål.docx
+++ b/klagomål/A 51912-2025 FSC-klagomål.docx
@@ -693,7 +693,7 @@
     <w:r>
       <w:tab/>
       <w:tab/>
-      <w:t>2026-06-05</w:t>
+      <w:t>2026-06-06</w:t>
       <w:br/>
       <w:br/>
     </w:r>

--- a/klagomål/A 51912-2025 FSC-klagomål.docx
+++ b/klagomål/A 51912-2025 FSC-klagomål.docx
@@ -693,7 +693,7 @@
     <w:r>
       <w:tab/>
       <w:tab/>
-      <w:t>2026-06-06</w:t>
+      <w:t>2026-06-07</w:t>
       <w:br/>
       <w:br/>
     </w:r>

--- a/klagomål/A 51912-2025 FSC-klagomål.docx
+++ b/klagomål/A 51912-2025 FSC-klagomål.docx
@@ -693,7 +693,7 @@
     <w:r>
       <w:tab/>
       <w:tab/>
-      <w:t>2026-06-07</w:t>
+      <w:t>2026-06-08</w:t>
       <w:br/>
       <w:br/>
     </w:r>

--- a/klagomål/A 51912-2025 FSC-klagomål.docx
+++ b/klagomål/A 51912-2025 FSC-klagomål.docx
@@ -693,7 +693,7 @@
     <w:r>
       <w:tab/>
       <w:tab/>
-      <w:t>2026-06-08</w:t>
+      <w:t>2026-06-09</w:t>
       <w:br/>
       <w:br/>
     </w:r>

--- a/klagomål/A 51912-2025 FSC-klagomål.docx
+++ b/klagomål/A 51912-2025 FSC-klagomål.docx
@@ -693,7 +693,7 @@
     <w:r>
       <w:tab/>
       <w:tab/>
-      <w:t>2026-06-09</w:t>
+      <w:t>2026-06-10</w:t>
       <w:br/>
       <w:br/>
     </w:r>

--- a/klagomål/A 51912-2025 FSC-klagomål.docx
+++ b/klagomål/A 51912-2025 FSC-klagomål.docx
@@ -693,7 +693,7 @@
     <w:r>
       <w:tab/>
       <w:tab/>
-      <w:t>2026-06-10</w:t>
+      <w:t>2026-06-11</w:t>
       <w:br/>
       <w:br/>
     </w:r>

--- a/klagomål/A 51912-2025 FSC-klagomål.docx
+++ b/klagomål/A 51912-2025 FSC-klagomål.docx
@@ -693,7 +693,7 @@
     <w:r>
       <w:tab/>
       <w:tab/>
-      <w:t>2026-06-11</w:t>
+      <w:t>2026-06-12</w:t>
       <w:br/>
       <w:br/>
     </w:r>

--- a/klagomål/A 51912-2025 FSC-klagomål.docx
+++ b/klagomål/A 51912-2025 FSC-klagomål.docx
@@ -693,7 +693,7 @@
     <w:r>
       <w:tab/>
       <w:tab/>
-      <w:t>2026-06-12</w:t>
+      <w:t>2026-06-13</w:t>
       <w:br/>
       <w:br/>
     </w:r>

--- a/klagomål/A 51912-2025 FSC-klagomål.docx
+++ b/klagomål/A 51912-2025 FSC-klagomål.docx
@@ -693,7 +693,7 @@
     <w:r>
       <w:tab/>
       <w:tab/>
-      <w:t>2026-06-15</w:t>
+      <w:t>2026-06-16</w:t>
       <w:br/>
       <w:br/>
     </w:r>

--- a/klagomål/A 51912-2025 FSC-klagomål.docx
+++ b/klagomål/A 51912-2025 FSC-klagomål.docx
@@ -693,7 +693,7 @@
     <w:r>
       <w:tab/>
       <w:tab/>
-      <w:t>2026-06-16</w:t>
+      <w:t>2026-06-17</w:t>
       <w:br/>
       <w:br/>
     </w:r>
